--- a/شرح المنظومة بالكامل.docx
+++ b/شرح المنظومة بالكامل.docx
@@ -152,6 +152,7 @@
       <w:r>
         <w:rPr>
           <w:rFonts w:ascii="IBM Plex Sans Arabic Medium" w:hAnsi="IBM Plex Sans Arabic Medium" w:cs="IBM Plex Sans Arabic Medium"/>
+          <w:noProof/>
           <w:rtl/>
           <w:lang w:bidi="ar-EG"/>
         </w:rPr>
@@ -225,6 +226,7 @@
       <w:r>
         <w:rPr>
           <w:rFonts w:ascii="IBM Plex Sans Arabic Medium" w:hAnsi="IBM Plex Sans Arabic Medium" w:cs="IBM Plex Sans Arabic Medium"/>
+          <w:noProof/>
           <w:rtl/>
           <w:lang w:bidi="ar-EG"/>
         </w:rPr>
@@ -362,6 +364,7 @@
       <w:r>
         <w:rPr>
           <w:rFonts w:ascii="IBM Plex Sans Arabic Medium" w:hAnsi="IBM Plex Sans Arabic Medium" w:cs="IBM Plex Sans Arabic Medium"/>
+          <w:noProof/>
           <w:rtl/>
           <w:lang w:bidi="ar-EG"/>
         </w:rPr>
@@ -498,6 +501,7 @@
       <w:r>
         <w:rPr>
           <w:rFonts w:ascii="IBM Plex Sans Arabic Medium" w:hAnsi="IBM Plex Sans Arabic Medium" w:cs="IBM Plex Sans Arabic Medium"/>
+          <w:noProof/>
           <w:rtl/>
           <w:lang w:bidi="ar-EG"/>
         </w:rPr>
@@ -638,6 +642,7 @@
       </w:pPr>
       <w:r>
         <w:rPr>
+          <w:noProof/>
           <w:rtl/>
           <w:lang w:bidi="ar-EG"/>
         </w:rPr>
@@ -790,6 +795,7 @@
       <w:r>
         <w:rPr>
           <w:rFonts w:ascii="IBM Plex Sans Arabic Medium" w:hAnsi="IBM Plex Sans Arabic Medium" w:cs="IBM Plex Sans Arabic Medium"/>
+          <w:noProof/>
           <w:rtl/>
           <w:lang w:bidi="ar-EG"/>
         </w:rPr>
@@ -899,6 +905,7 @@
       <w:r>
         <w:rPr>
           <w:rFonts w:ascii="IBM Plex Sans Arabic Medium" w:hAnsi="IBM Plex Sans Arabic Medium" w:cs="IBM Plex Sans Arabic Medium"/>
+          <w:noProof/>
           <w:rtl/>
           <w:lang w:bidi="ar-EG"/>
         </w:rPr>
@@ -1032,7 +1039,7 @@
               <w:bidi/>
               <w:ind w:left="0" w:right="-720"/>
               <w:rPr>
-                <w:rFonts w:ascii="IBM Plex Sans Arabic Medium" w:hAnsi="IBM Plex Sans Arabic Medium" w:cs="IBM Plex Sans Arabic Medium" w:hint="cs"/>
+                <w:rFonts w:ascii="IBM Plex Sans Arabic Medium" w:hAnsi="IBM Plex Sans Arabic Medium" w:cs="IBM Plex Sans Arabic Medium"/>
                 <w:sz w:val="22"/>
                 <w:szCs w:val="22"/>
                 <w:rtl/>
@@ -1068,7 +1075,7 @@
               <w:bidi/>
               <w:ind w:left="0" w:right="-720"/>
               <w:rPr>
-                <w:rFonts w:ascii="IBM Plex Sans Arabic Medium" w:hAnsi="IBM Plex Sans Arabic Medium" w:cs="IBM Plex Sans Arabic Medium" w:hint="cs"/>
+                <w:rFonts w:ascii="IBM Plex Sans Arabic Medium" w:hAnsi="IBM Plex Sans Arabic Medium" w:cs="IBM Plex Sans Arabic Medium"/>
                 <w:sz w:val="22"/>
                 <w:szCs w:val="22"/>
                 <w:rtl/>
@@ -1104,7 +1111,7 @@
               <w:bidi/>
               <w:ind w:left="0" w:right="-720"/>
               <w:rPr>
-                <w:rFonts w:ascii="IBM Plex Sans Arabic Medium" w:hAnsi="IBM Plex Sans Arabic Medium" w:cs="IBM Plex Sans Arabic Medium" w:hint="cs"/>
+                <w:rFonts w:ascii="IBM Plex Sans Arabic Medium" w:hAnsi="IBM Plex Sans Arabic Medium" w:cs="IBM Plex Sans Arabic Medium"/>
                 <w:sz w:val="22"/>
                 <w:szCs w:val="22"/>
                 <w:rtl/>
@@ -1142,7 +1149,7 @@
               <w:bidi/>
               <w:ind w:left="0" w:right="-720"/>
               <w:rPr>
-                <w:rFonts w:ascii="IBM Plex Sans Arabic Medium" w:hAnsi="IBM Plex Sans Arabic Medium" w:cs="IBM Plex Sans Arabic Medium" w:hint="cs"/>
+                <w:rFonts w:ascii="IBM Plex Sans Arabic Medium" w:hAnsi="IBM Plex Sans Arabic Medium" w:cs="IBM Plex Sans Arabic Medium"/>
                 <w:sz w:val="22"/>
                 <w:szCs w:val="22"/>
                 <w:rtl/>
@@ -1177,7 +1184,7 @@
               <w:bidi/>
               <w:ind w:left="0" w:right="-720"/>
               <w:rPr>
-                <w:rFonts w:ascii="IBM Plex Sans Arabic Medium" w:hAnsi="IBM Plex Sans Arabic Medium" w:cs="IBM Plex Sans Arabic Medium" w:hint="cs"/>
+                <w:rFonts w:ascii="IBM Plex Sans Arabic Medium" w:hAnsi="IBM Plex Sans Arabic Medium" w:cs="IBM Plex Sans Arabic Medium"/>
                 <w:sz w:val="22"/>
                 <w:szCs w:val="22"/>
                 <w:rtl/>
@@ -1212,7 +1219,7 @@
               <w:bidi/>
               <w:ind w:left="0" w:right="-720"/>
               <w:rPr>
-                <w:rFonts w:ascii="IBM Plex Sans Arabic Medium" w:hAnsi="IBM Plex Sans Arabic Medium" w:cs="IBM Plex Sans Arabic Medium" w:hint="cs"/>
+                <w:rFonts w:ascii="IBM Plex Sans Arabic Medium" w:hAnsi="IBM Plex Sans Arabic Medium" w:cs="IBM Plex Sans Arabic Medium"/>
                 <w:sz w:val="22"/>
                 <w:szCs w:val="22"/>
                 <w:rtl/>
@@ -1249,7 +1256,7 @@
               <w:bidi/>
               <w:ind w:left="0" w:right="-720"/>
               <w:rPr>
-                <w:rFonts w:ascii="IBM Plex Sans Arabic Medium" w:hAnsi="IBM Plex Sans Arabic Medium" w:cs="IBM Plex Sans Arabic Medium" w:hint="cs"/>
+                <w:rFonts w:ascii="IBM Plex Sans Arabic Medium" w:hAnsi="IBM Plex Sans Arabic Medium" w:cs="IBM Plex Sans Arabic Medium"/>
                 <w:sz w:val="22"/>
                 <w:szCs w:val="22"/>
                 <w:rtl/>
@@ -1273,7 +1280,7 @@
               <w:bidi/>
               <w:ind w:left="0" w:right="-720"/>
               <w:rPr>
-                <w:rFonts w:ascii="IBM Plex Sans Arabic Medium" w:hAnsi="IBM Plex Sans Arabic Medium" w:cs="IBM Plex Sans Arabic Medium" w:hint="cs"/>
+                <w:rFonts w:ascii="IBM Plex Sans Arabic Medium" w:hAnsi="IBM Plex Sans Arabic Medium" w:cs="IBM Plex Sans Arabic Medium"/>
                 <w:sz w:val="22"/>
                 <w:szCs w:val="22"/>
                 <w:rtl/>
@@ -1307,7 +1314,7 @@
               <w:bidi/>
               <w:ind w:left="0" w:right="-720"/>
               <w:rPr>
-                <w:rFonts w:ascii="IBM Plex Sans Arabic Medium" w:hAnsi="IBM Plex Sans Arabic Medium" w:cs="IBM Plex Sans Arabic Medium" w:hint="cs"/>
+                <w:rFonts w:ascii="IBM Plex Sans Arabic Medium" w:hAnsi="IBM Plex Sans Arabic Medium" w:cs="IBM Plex Sans Arabic Medium"/>
                 <w:sz w:val="22"/>
                 <w:szCs w:val="22"/>
                 <w:rtl/>
@@ -1344,7 +1351,7 @@
               <w:bidi/>
               <w:ind w:left="0" w:right="-720"/>
               <w:rPr>
-                <w:rFonts w:ascii="IBM Plex Sans Arabic Medium" w:hAnsi="IBM Plex Sans Arabic Medium" w:cs="IBM Plex Sans Arabic Medium" w:hint="cs"/>
+                <w:rFonts w:ascii="IBM Plex Sans Arabic Medium" w:hAnsi="IBM Plex Sans Arabic Medium" w:cs="IBM Plex Sans Arabic Medium"/>
                 <w:sz w:val="22"/>
                 <w:szCs w:val="22"/>
                 <w:rtl/>
@@ -1368,7 +1375,7 @@
               <w:bidi/>
               <w:ind w:left="0" w:right="-720"/>
               <w:rPr>
-                <w:rFonts w:ascii="IBM Plex Sans Arabic Medium" w:hAnsi="IBM Plex Sans Arabic Medium" w:cs="IBM Plex Sans Arabic Medium" w:hint="cs"/>
+                <w:rFonts w:ascii="IBM Plex Sans Arabic Medium" w:hAnsi="IBM Plex Sans Arabic Medium" w:cs="IBM Plex Sans Arabic Medium"/>
                 <w:sz w:val="22"/>
                 <w:szCs w:val="22"/>
                 <w:rtl/>
@@ -1402,7 +1409,7 @@
               <w:bidi/>
               <w:ind w:left="0" w:right="-720"/>
               <w:rPr>
-                <w:rFonts w:ascii="IBM Plex Sans Arabic Medium" w:hAnsi="IBM Plex Sans Arabic Medium" w:cs="IBM Plex Sans Arabic Medium" w:hint="cs"/>
+                <w:rFonts w:ascii="IBM Plex Sans Arabic Medium" w:hAnsi="IBM Plex Sans Arabic Medium" w:cs="IBM Plex Sans Arabic Medium"/>
                 <w:sz w:val="22"/>
                 <w:szCs w:val="22"/>
                 <w:rtl/>
@@ -1440,7 +1447,7 @@
               <w:bidi/>
               <w:ind w:left="0" w:right="-720"/>
               <w:rPr>
-                <w:rFonts w:ascii="IBM Plex Sans Arabic Medium" w:hAnsi="IBM Plex Sans Arabic Medium" w:cs="IBM Plex Sans Arabic Medium" w:hint="cs"/>
+                <w:rFonts w:ascii="IBM Plex Sans Arabic Medium" w:hAnsi="IBM Plex Sans Arabic Medium" w:cs="IBM Plex Sans Arabic Medium"/>
                 <w:sz w:val="22"/>
                 <w:szCs w:val="22"/>
                 <w:rtl/>
@@ -1465,7 +1472,7 @@
               <w:bidi/>
               <w:ind w:left="0" w:right="-720"/>
               <w:rPr>
-                <w:rFonts w:ascii="IBM Plex Sans Arabic Medium" w:hAnsi="IBM Plex Sans Arabic Medium" w:cs="IBM Plex Sans Arabic Medium" w:hint="cs"/>
+                <w:rFonts w:ascii="IBM Plex Sans Arabic Medium" w:hAnsi="IBM Plex Sans Arabic Medium" w:cs="IBM Plex Sans Arabic Medium"/>
                 <w:sz w:val="22"/>
                 <w:szCs w:val="22"/>
                 <w:rtl/>
@@ -1500,7 +1507,7 @@
               <w:bidi/>
               <w:ind w:left="0" w:right="-720"/>
               <w:rPr>
-                <w:rFonts w:ascii="IBM Plex Sans Arabic Medium" w:hAnsi="IBM Plex Sans Arabic Medium" w:cs="IBM Plex Sans Arabic Medium" w:hint="cs"/>
+                <w:rFonts w:ascii="IBM Plex Sans Arabic Medium" w:hAnsi="IBM Plex Sans Arabic Medium" w:cs="IBM Plex Sans Arabic Medium"/>
                 <w:sz w:val="22"/>
                 <w:szCs w:val="22"/>
                 <w:rtl/>
@@ -1538,7 +1545,7 @@
               <w:bidi/>
               <w:ind w:left="0" w:right="-720"/>
               <w:rPr>
-                <w:rFonts w:ascii="IBM Plex Sans Arabic Medium" w:hAnsi="IBM Plex Sans Arabic Medium" w:cs="IBM Plex Sans Arabic Medium" w:hint="cs"/>
+                <w:rFonts w:ascii="IBM Plex Sans Arabic Medium" w:hAnsi="IBM Plex Sans Arabic Medium" w:cs="IBM Plex Sans Arabic Medium"/>
                 <w:sz w:val="22"/>
                 <w:szCs w:val="22"/>
                 <w:rtl/>
@@ -1573,7 +1580,7 @@
               <w:bidi/>
               <w:ind w:left="0" w:right="-720"/>
               <w:rPr>
-                <w:rFonts w:ascii="IBM Plex Sans Arabic Medium" w:hAnsi="IBM Plex Sans Arabic Medium" w:cs="IBM Plex Sans Arabic Medium" w:hint="cs"/>
+                <w:rFonts w:ascii="IBM Plex Sans Arabic Medium" w:hAnsi="IBM Plex Sans Arabic Medium" w:cs="IBM Plex Sans Arabic Medium"/>
                 <w:sz w:val="22"/>
                 <w:szCs w:val="22"/>
                 <w:rtl/>
@@ -1608,7 +1615,7 @@
               <w:bidi/>
               <w:ind w:left="0" w:right="-720"/>
               <w:rPr>
-                <w:rFonts w:ascii="IBM Plex Sans Arabic Medium" w:hAnsi="IBM Plex Sans Arabic Medium" w:cs="IBM Plex Sans Arabic Medium" w:hint="cs"/>
+                <w:rFonts w:ascii="IBM Plex Sans Arabic Medium" w:hAnsi="IBM Plex Sans Arabic Medium" w:cs="IBM Plex Sans Arabic Medium"/>
                 <w:sz w:val="22"/>
                 <w:szCs w:val="22"/>
                 <w:rtl/>
@@ -1645,7 +1652,7 @@
               <w:bidi/>
               <w:ind w:left="0" w:right="-720"/>
               <w:rPr>
-                <w:rFonts w:ascii="IBM Plex Sans Arabic Medium" w:hAnsi="IBM Plex Sans Arabic Medium" w:cs="IBM Plex Sans Arabic Medium" w:hint="cs"/>
+                <w:rFonts w:ascii="IBM Plex Sans Arabic Medium" w:hAnsi="IBM Plex Sans Arabic Medium" w:cs="IBM Plex Sans Arabic Medium"/>
                 <w:sz w:val="22"/>
                 <w:szCs w:val="22"/>
                 <w:rtl/>
@@ -1669,7 +1676,7 @@
               <w:bidi/>
               <w:ind w:left="0" w:right="-720"/>
               <w:rPr>
-                <w:rFonts w:ascii="IBM Plex Sans Arabic Medium" w:hAnsi="IBM Plex Sans Arabic Medium" w:cs="IBM Plex Sans Arabic Medium" w:hint="cs"/>
+                <w:rFonts w:ascii="IBM Plex Sans Arabic Medium" w:hAnsi="IBM Plex Sans Arabic Medium" w:cs="IBM Plex Sans Arabic Medium"/>
                 <w:sz w:val="22"/>
                 <w:szCs w:val="22"/>
                 <w:rtl/>
@@ -1703,7 +1710,7 @@
               <w:bidi/>
               <w:ind w:left="0" w:right="-720"/>
               <w:rPr>
-                <w:rFonts w:ascii="IBM Plex Sans Arabic Medium" w:hAnsi="IBM Plex Sans Arabic Medium" w:cs="IBM Plex Sans Arabic Medium" w:hint="cs"/>
+                <w:rFonts w:ascii="IBM Plex Sans Arabic Medium" w:hAnsi="IBM Plex Sans Arabic Medium" w:cs="IBM Plex Sans Arabic Medium"/>
                 <w:sz w:val="22"/>
                 <w:szCs w:val="22"/>
                 <w:rtl/>
@@ -1740,7 +1747,7 @@
               <w:bidi/>
               <w:ind w:left="0" w:right="-720"/>
               <w:rPr>
-                <w:rFonts w:ascii="IBM Plex Sans Arabic Medium" w:hAnsi="IBM Plex Sans Arabic Medium" w:cs="IBM Plex Sans Arabic Medium" w:hint="cs"/>
+                <w:rFonts w:ascii="IBM Plex Sans Arabic Medium" w:hAnsi="IBM Plex Sans Arabic Medium" w:cs="IBM Plex Sans Arabic Medium"/>
                 <w:sz w:val="22"/>
                 <w:szCs w:val="22"/>
                 <w:rtl/>
@@ -1764,7 +1771,7 @@
               <w:bidi/>
               <w:ind w:left="0" w:right="-720"/>
               <w:rPr>
-                <w:rFonts w:ascii="IBM Plex Sans Arabic Medium" w:hAnsi="IBM Plex Sans Arabic Medium" w:cs="IBM Plex Sans Arabic Medium" w:hint="cs"/>
+                <w:rFonts w:ascii="IBM Plex Sans Arabic Medium" w:hAnsi="IBM Plex Sans Arabic Medium" w:cs="IBM Plex Sans Arabic Medium"/>
                 <w:sz w:val="22"/>
                 <w:szCs w:val="22"/>
                 <w:rtl/>
@@ -1798,7 +1805,7 @@
               <w:bidi/>
               <w:ind w:left="0" w:right="-720"/>
               <w:rPr>
-                <w:rFonts w:ascii="IBM Plex Sans Arabic Medium" w:hAnsi="IBM Plex Sans Arabic Medium" w:cs="IBM Plex Sans Arabic Medium" w:hint="cs"/>
+                <w:rFonts w:ascii="IBM Plex Sans Arabic Medium" w:hAnsi="IBM Plex Sans Arabic Medium" w:cs="IBM Plex Sans Arabic Medium"/>
                 <w:sz w:val="22"/>
                 <w:szCs w:val="22"/>
                 <w:rtl/>
@@ -1835,7 +1842,7 @@
               <w:bidi/>
               <w:ind w:left="0" w:right="-720"/>
               <w:rPr>
-                <w:rFonts w:ascii="IBM Plex Sans Arabic Medium" w:hAnsi="IBM Plex Sans Arabic Medium" w:cs="IBM Plex Sans Arabic Medium" w:hint="cs"/>
+                <w:rFonts w:ascii="IBM Plex Sans Arabic Medium" w:hAnsi="IBM Plex Sans Arabic Medium" w:cs="IBM Plex Sans Arabic Medium"/>
                 <w:sz w:val="22"/>
                 <w:szCs w:val="22"/>
                 <w:rtl/>
@@ -1859,7 +1866,7 @@
               <w:bidi/>
               <w:ind w:left="0" w:right="-720"/>
               <w:rPr>
-                <w:rFonts w:ascii="IBM Plex Sans Arabic Medium" w:hAnsi="IBM Plex Sans Arabic Medium" w:cs="IBM Plex Sans Arabic Medium" w:hint="cs"/>
+                <w:rFonts w:ascii="IBM Plex Sans Arabic Medium" w:hAnsi="IBM Plex Sans Arabic Medium" w:cs="IBM Plex Sans Arabic Medium"/>
                 <w:sz w:val="22"/>
                 <w:szCs w:val="22"/>
                 <w:rtl/>
@@ -1893,7 +1900,7 @@
               <w:bidi/>
               <w:ind w:left="0" w:right="-720"/>
               <w:rPr>
-                <w:rFonts w:ascii="IBM Plex Sans Arabic Medium" w:hAnsi="IBM Plex Sans Arabic Medium" w:cs="IBM Plex Sans Arabic Medium" w:hint="cs"/>
+                <w:rFonts w:ascii="IBM Plex Sans Arabic Medium" w:hAnsi="IBM Plex Sans Arabic Medium" w:cs="IBM Plex Sans Arabic Medium"/>
                 <w:sz w:val="22"/>
                 <w:szCs w:val="22"/>
                 <w:rtl/>
@@ -1921,7 +1928,7 @@
               <w:bidi/>
               <w:ind w:left="0" w:right="-720"/>
               <w:rPr>
-                <w:rFonts w:ascii="IBM Plex Sans Arabic Medium" w:hAnsi="IBM Plex Sans Arabic Medium" w:cs="IBM Plex Sans Arabic Medium" w:hint="cs"/>
+                <w:rFonts w:ascii="IBM Plex Sans Arabic Medium" w:hAnsi="IBM Plex Sans Arabic Medium" w:cs="IBM Plex Sans Arabic Medium"/>
                 <w:sz w:val="22"/>
                 <w:szCs w:val="22"/>
                 <w:rtl/>
@@ -1956,7 +1963,7 @@
               <w:bidi/>
               <w:ind w:left="0" w:right="-720"/>
               <w:rPr>
-                <w:rFonts w:ascii="IBM Plex Sans Arabic Medium" w:hAnsi="IBM Plex Sans Arabic Medium" w:cs="IBM Plex Sans Arabic Medium" w:hint="cs"/>
+                <w:rFonts w:ascii="IBM Plex Sans Arabic Medium" w:hAnsi="IBM Plex Sans Arabic Medium" w:cs="IBM Plex Sans Arabic Medium"/>
                 <w:sz w:val="22"/>
                 <w:szCs w:val="22"/>
                 <w:rtl/>
@@ -1991,7 +1998,7 @@
               <w:bidi/>
               <w:ind w:left="0" w:right="-720"/>
               <w:rPr>
-                <w:rFonts w:ascii="IBM Plex Sans Arabic Medium" w:hAnsi="IBM Plex Sans Arabic Medium" w:cs="IBM Plex Sans Arabic Medium" w:hint="cs"/>
+                <w:rFonts w:ascii="IBM Plex Sans Arabic Medium" w:hAnsi="IBM Plex Sans Arabic Medium" w:cs="IBM Plex Sans Arabic Medium"/>
                 <w:sz w:val="22"/>
                 <w:szCs w:val="22"/>
                 <w:rtl/>
@@ -2028,7 +2035,7 @@
               <w:bidi/>
               <w:ind w:left="0" w:right="-720"/>
               <w:rPr>
-                <w:rFonts w:ascii="IBM Plex Sans Arabic Medium" w:hAnsi="IBM Plex Sans Arabic Medium" w:cs="IBM Plex Sans Arabic Medium" w:hint="cs"/>
+                <w:rFonts w:ascii="IBM Plex Sans Arabic Medium" w:hAnsi="IBM Plex Sans Arabic Medium" w:cs="IBM Plex Sans Arabic Medium"/>
                 <w:sz w:val="22"/>
                 <w:szCs w:val="22"/>
                 <w:rtl/>
@@ -2052,7 +2059,7 @@
               <w:bidi/>
               <w:ind w:left="0" w:right="-720"/>
               <w:rPr>
-                <w:rFonts w:ascii="IBM Plex Sans Arabic Medium" w:hAnsi="IBM Plex Sans Arabic Medium" w:cs="IBM Plex Sans Arabic Medium" w:hint="cs"/>
+                <w:rFonts w:ascii="IBM Plex Sans Arabic Medium" w:hAnsi="IBM Plex Sans Arabic Medium" w:cs="IBM Plex Sans Arabic Medium"/>
                 <w:sz w:val="22"/>
                 <w:szCs w:val="22"/>
                 <w:rtl/>
@@ -2086,7 +2093,7 @@
               <w:bidi/>
               <w:ind w:left="0" w:right="-720"/>
               <w:rPr>
-                <w:rFonts w:ascii="IBM Plex Sans Arabic Medium" w:hAnsi="IBM Plex Sans Arabic Medium" w:cs="IBM Plex Sans Arabic Medium" w:hint="cs"/>
+                <w:rFonts w:ascii="IBM Plex Sans Arabic Medium" w:hAnsi="IBM Plex Sans Arabic Medium" w:cs="IBM Plex Sans Arabic Medium"/>
                 <w:sz w:val="22"/>
                 <w:szCs w:val="22"/>
                 <w:rtl/>
@@ -2114,7 +2121,7 @@
               <w:bidi/>
               <w:ind w:left="0" w:right="-720"/>
               <w:rPr>
-                <w:rFonts w:ascii="IBM Plex Sans Arabic Medium" w:hAnsi="IBM Plex Sans Arabic Medium" w:cs="IBM Plex Sans Arabic Medium" w:hint="cs"/>
+                <w:rFonts w:ascii="IBM Plex Sans Arabic Medium" w:hAnsi="IBM Plex Sans Arabic Medium" w:cs="IBM Plex Sans Arabic Medium"/>
                 <w:sz w:val="22"/>
                 <w:szCs w:val="22"/>
                 <w:rtl/>
@@ -2139,7 +2146,7 @@
               <w:bidi/>
               <w:ind w:left="0" w:right="-720"/>
               <w:rPr>
-                <w:rFonts w:ascii="IBM Plex Sans Arabic Medium" w:hAnsi="IBM Plex Sans Arabic Medium" w:cs="IBM Plex Sans Arabic Medium" w:hint="cs"/>
+                <w:rFonts w:ascii="IBM Plex Sans Arabic Medium" w:hAnsi="IBM Plex Sans Arabic Medium" w:cs="IBM Plex Sans Arabic Medium"/>
                 <w:sz w:val="22"/>
                 <w:szCs w:val="22"/>
                 <w:rtl/>
@@ -2174,7 +2181,7 @@
               <w:bidi/>
               <w:ind w:left="0" w:right="-720"/>
               <w:rPr>
-                <w:rFonts w:ascii="IBM Plex Sans Arabic Medium" w:hAnsi="IBM Plex Sans Arabic Medium" w:cs="IBM Plex Sans Arabic Medium" w:hint="cs"/>
+                <w:rFonts w:ascii="IBM Plex Sans Arabic Medium" w:hAnsi="IBM Plex Sans Arabic Medium" w:cs="IBM Plex Sans Arabic Medium"/>
                 <w:sz w:val="22"/>
                 <w:szCs w:val="22"/>
                 <w:rtl/>
@@ -2840,7 +2847,7 @@
         <w:bidi/>
         <w:ind w:right="-720"/>
         <w:rPr>
-          <w:rFonts w:ascii="IBM Plex Sans Arabic Medium" w:hAnsi="IBM Plex Sans Arabic Medium" w:cs="IBM Plex Sans Arabic Medium" w:hint="cs"/>
+          <w:rFonts w:ascii="IBM Plex Sans Arabic Medium" w:hAnsi="IBM Plex Sans Arabic Medium" w:cs="IBM Plex Sans Arabic Medium"/>
           <w:rtl/>
           <w:lang w:bidi="ar-EG"/>
         </w:rPr>
@@ -3112,6 +3119,7 @@
       </w:r>
       <w:r>
         <w:rPr>
+          <w:noProof/>
           <w:rtl/>
           <w:lang w:bidi="ar-EG"/>
         </w:rPr>
@@ -3945,23 +3953,7 @@
           <w:rtl/>
           <w:lang w:bidi="ar-EG"/>
         </w:rPr>
-        <w:t>1- اجمالي قوه الوحده                           2- اجمالي ضباط الصف</w:t>
-      </w:r>
-      <w:r>
-        <w:rPr>
-          <w:rFonts w:ascii="IBM Plex Sans Arabic Medium" w:hAnsi="IBM Plex Sans Arabic Medium" w:cs="IBM Plex Sans Arabic Medium" w:hint="cs"/>
-          <w:rtl/>
-          <w:lang w:bidi="ar-EG"/>
-        </w:rPr>
-        <w:t xml:space="preserve">                           </w:t>
-      </w:r>
-      <w:r>
-        <w:rPr>
-          <w:rFonts w:ascii="IBM Plex Sans Arabic Medium" w:hAnsi="IBM Plex Sans Arabic Medium" w:cs="IBM Plex Sans Arabic Medium" w:hint="cs"/>
-          <w:rtl/>
-          <w:lang w:bidi="ar-EG"/>
-        </w:rPr>
-        <w:t>3- اجمالي الجنود</w:t>
+        <w:t>1- اجمالي قوه الوحده                           2- اجمالي ضباط الصف                           3- اجمالي الجنود</w:t>
       </w:r>
       <w:r>
         <w:rPr>
@@ -3977,39 +3969,7 @@
           <w:rtl/>
           <w:lang w:bidi="ar-EG"/>
         </w:rPr>
-        <w:t xml:space="preserve">4- اجمالي الخوارج </w:t>
-      </w:r>
-      <w:r>
-        <w:rPr>
-          <w:rFonts w:ascii="IBM Plex Sans Arabic Medium" w:hAnsi="IBM Plex Sans Arabic Medium" w:cs="IBM Plex Sans Arabic Medium" w:hint="cs"/>
-          <w:rtl/>
-          <w:lang w:bidi="ar-EG"/>
-        </w:rPr>
-        <w:t xml:space="preserve">                           </w:t>
-      </w:r>
-      <w:r>
-        <w:rPr>
-          <w:rFonts w:ascii="IBM Plex Sans Arabic Medium" w:hAnsi="IBM Plex Sans Arabic Medium" w:cs="IBM Plex Sans Arabic Medium" w:hint="cs"/>
-          <w:rtl/>
-          <w:lang w:bidi="ar-EG"/>
-        </w:rPr>
-        <w:t xml:space="preserve">     5- اجمالي خوارج المتطوعين</w:t>
-      </w:r>
-      <w:r>
-        <w:rPr>
-          <w:rFonts w:ascii="IBM Plex Sans Arabic Medium" w:hAnsi="IBM Plex Sans Arabic Medium" w:cs="IBM Plex Sans Arabic Medium" w:hint="cs"/>
-          <w:rtl/>
-          <w:lang w:bidi="ar-EG"/>
-        </w:rPr>
-        <w:t xml:space="preserve">                    </w:t>
-      </w:r>
-      <w:r>
-        <w:rPr>
-          <w:rFonts w:ascii="IBM Plex Sans Arabic Medium" w:hAnsi="IBM Plex Sans Arabic Medium" w:cs="IBM Plex Sans Arabic Medium" w:hint="cs"/>
-          <w:rtl/>
-          <w:lang w:bidi="ar-EG"/>
-        </w:rPr>
-        <w:t>6- اجمالي خوارج الجنود</w:t>
+        <w:t>4- اجمالي الخوارج                                 5- اجمالي خوارج المتطوعين                    6- اجمالي خوارج الجنود</w:t>
       </w:r>
     </w:p>
     <w:p>
@@ -4255,15 +4215,7 @@
           <w:rtl/>
           <w:lang w:bidi="ar-EG"/>
         </w:rPr>
-        <w:t xml:space="preserve">    </w:t>
-      </w:r>
-      <w:r>
-        <w:rPr>
-          <w:rFonts w:ascii="IBM Plex Sans Arabic Medium" w:hAnsi="IBM Plex Sans Arabic Medium" w:cs="IBM Plex Sans Arabic Medium" w:hint="cs"/>
-          <w:rtl/>
-          <w:lang w:bidi="ar-EG"/>
-        </w:rPr>
-        <w:t>- انهاء الحاق</w:t>
+        <w:t xml:space="preserve">    - انهاء الحاق</w:t>
       </w:r>
       <w:r>
         <w:rPr>
@@ -4279,15 +4231,7 @@
           <w:rtl/>
           <w:lang w:bidi="ar-EG"/>
         </w:rPr>
-        <w:t xml:space="preserve">    </w:t>
-      </w:r>
-      <w:r>
-        <w:rPr>
-          <w:rFonts w:ascii="IBM Plex Sans Arabic Medium" w:hAnsi="IBM Plex Sans Arabic Medium" w:cs="IBM Plex Sans Arabic Medium" w:hint="cs"/>
-          <w:rtl/>
-          <w:lang w:bidi="ar-EG"/>
-        </w:rPr>
-        <w:t>- خطاب ضم افراد صاعقة</w:t>
+        <w:t xml:space="preserve">    - خطاب ضم افراد صاعقة</w:t>
       </w:r>
       <w:r>
         <w:rPr>
@@ -4303,15 +4247,7 @@
           <w:rtl/>
           <w:lang w:bidi="ar-EG"/>
         </w:rPr>
-        <w:t xml:space="preserve">    </w:t>
-      </w:r>
-      <w:r>
-        <w:rPr>
-          <w:rFonts w:ascii="IBM Plex Sans Arabic Medium" w:hAnsi="IBM Plex Sans Arabic Medium" w:cs="IBM Plex Sans Arabic Medium" w:hint="cs"/>
-          <w:rtl/>
-          <w:lang w:bidi="ar-EG"/>
-        </w:rPr>
-        <w:t>- خطاب ضم افراد ادارات خارجية</w:t>
+        <w:t xml:space="preserve">    - خطاب ضم افراد ادارات خارجية</w:t>
       </w:r>
       <w:r>
         <w:rPr>
@@ -5679,7 +5615,7 @@
         <w:bidi/>
         <w:ind w:right="-720"/>
         <w:rPr>
-          <w:rFonts w:ascii="IBM Plex Sans Arabic Medium" w:hAnsi="IBM Plex Sans Arabic Medium" w:cs="IBM Plex Sans Arabic Medium" w:hint="cs"/>
+          <w:rFonts w:ascii="IBM Plex Sans Arabic Medium" w:hAnsi="IBM Plex Sans Arabic Medium" w:cs="IBM Plex Sans Arabic Medium"/>
           <w:rtl/>
           <w:lang w:bidi="ar-EG"/>
         </w:rPr>
@@ -6219,7 +6155,7 @@
               <w:bidi/>
               <w:ind w:right="-720"/>
               <w:rPr>
-                <w:rFonts w:ascii="IBM Plex Sans Arabic Medium" w:hAnsi="IBM Plex Sans Arabic Medium" w:cs="IBM Plex Sans Arabic Medium" w:hint="cs"/>
+                <w:rFonts w:ascii="IBM Plex Sans Arabic Medium" w:hAnsi="IBM Plex Sans Arabic Medium" w:cs="IBM Plex Sans Arabic Medium"/>
                 <w:rtl/>
                 <w:lang w:bidi="ar-EG"/>
               </w:rPr>
@@ -6243,7 +6179,7 @@
               <w:bidi/>
               <w:ind w:right="-720"/>
               <w:rPr>
-                <w:rFonts w:ascii="IBM Plex Sans Arabic Medium" w:hAnsi="IBM Plex Sans Arabic Medium" w:cs="IBM Plex Sans Arabic Medium" w:hint="cs"/>
+                <w:rFonts w:ascii="IBM Plex Sans Arabic Medium" w:hAnsi="IBM Plex Sans Arabic Medium" w:cs="IBM Plex Sans Arabic Medium"/>
                 <w:rtl/>
                 <w:lang w:bidi="ar-EG"/>
               </w:rPr>
@@ -6267,7 +6203,7 @@
               <w:bidi/>
               <w:ind w:right="-720"/>
               <w:rPr>
-                <w:rFonts w:ascii="IBM Plex Sans Arabic Medium" w:hAnsi="IBM Plex Sans Arabic Medium" w:cs="IBM Plex Sans Arabic Medium" w:hint="cs"/>
+                <w:rFonts w:ascii="IBM Plex Sans Arabic Medium" w:hAnsi="IBM Plex Sans Arabic Medium" w:cs="IBM Plex Sans Arabic Medium"/>
                 <w:rtl/>
                 <w:lang w:bidi="ar-EG"/>
               </w:rPr>
@@ -6291,7 +6227,7 @@
               <w:bidi/>
               <w:ind w:right="-720"/>
               <w:rPr>
-                <w:rFonts w:ascii="IBM Plex Sans Arabic Medium" w:hAnsi="IBM Plex Sans Arabic Medium" w:cs="IBM Plex Sans Arabic Medium" w:hint="cs"/>
+                <w:rFonts w:ascii="IBM Plex Sans Arabic Medium" w:hAnsi="IBM Plex Sans Arabic Medium" w:cs="IBM Plex Sans Arabic Medium"/>
                 <w:rtl/>
                 <w:lang w:bidi="ar-EG"/>
               </w:rPr>
@@ -6315,7 +6251,7 @@
               <w:bidi/>
               <w:ind w:right="-720"/>
               <w:rPr>
-                <w:rFonts w:ascii="IBM Plex Sans Arabic Medium" w:hAnsi="IBM Plex Sans Arabic Medium" w:cs="IBM Plex Sans Arabic Medium" w:hint="cs"/>
+                <w:rFonts w:ascii="IBM Plex Sans Arabic Medium" w:hAnsi="IBM Plex Sans Arabic Medium" w:cs="IBM Plex Sans Arabic Medium"/>
                 <w:rtl/>
                 <w:lang w:bidi="ar-EG"/>
               </w:rPr>
@@ -6339,7 +6275,7 @@
               <w:bidi/>
               <w:ind w:right="-720"/>
               <w:rPr>
-                <w:rFonts w:ascii="IBM Plex Sans Arabic Medium" w:hAnsi="IBM Plex Sans Arabic Medium" w:cs="IBM Plex Sans Arabic Medium" w:hint="cs"/>
+                <w:rFonts w:ascii="IBM Plex Sans Arabic Medium" w:hAnsi="IBM Plex Sans Arabic Medium" w:cs="IBM Plex Sans Arabic Medium"/>
                 <w:rtl/>
                 <w:lang w:bidi="ar-EG"/>
               </w:rPr>
@@ -6365,7 +6301,7 @@
               <w:bidi/>
               <w:ind w:right="-720"/>
               <w:rPr>
-                <w:rFonts w:ascii="IBM Plex Sans Arabic Medium" w:hAnsi="IBM Plex Sans Arabic Medium" w:cs="IBM Plex Sans Arabic Medium" w:hint="cs"/>
+                <w:rFonts w:ascii="IBM Plex Sans Arabic Medium" w:hAnsi="IBM Plex Sans Arabic Medium" w:cs="IBM Plex Sans Arabic Medium"/>
                 <w:rtl/>
                 <w:lang w:bidi="ar-EG"/>
               </w:rPr>
@@ -6389,7 +6325,7 @@
               <w:bidi/>
               <w:ind w:right="-720"/>
               <w:rPr>
-                <w:rFonts w:ascii="IBM Plex Sans Arabic Medium" w:hAnsi="IBM Plex Sans Arabic Medium" w:cs="IBM Plex Sans Arabic Medium" w:hint="cs"/>
+                <w:rFonts w:ascii="IBM Plex Sans Arabic Medium" w:hAnsi="IBM Plex Sans Arabic Medium" w:cs="IBM Plex Sans Arabic Medium"/>
                 <w:rtl/>
                 <w:lang w:bidi="ar-EG"/>
               </w:rPr>
@@ -6413,7 +6349,7 @@
               <w:bidi/>
               <w:ind w:right="-720"/>
               <w:rPr>
-                <w:rFonts w:ascii="IBM Plex Sans Arabic Medium" w:hAnsi="IBM Plex Sans Arabic Medium" w:cs="IBM Plex Sans Arabic Medium" w:hint="cs"/>
+                <w:rFonts w:ascii="IBM Plex Sans Arabic Medium" w:hAnsi="IBM Plex Sans Arabic Medium" w:cs="IBM Plex Sans Arabic Medium"/>
                 <w:rtl/>
                 <w:lang w:bidi="ar-EG"/>
               </w:rPr>
@@ -6437,7 +6373,7 @@
               <w:bidi/>
               <w:ind w:right="-720"/>
               <w:rPr>
-                <w:rFonts w:ascii="IBM Plex Sans Arabic Medium" w:hAnsi="IBM Plex Sans Arabic Medium" w:cs="IBM Plex Sans Arabic Medium" w:hint="cs"/>
+                <w:rFonts w:ascii="IBM Plex Sans Arabic Medium" w:hAnsi="IBM Plex Sans Arabic Medium" w:cs="IBM Plex Sans Arabic Medium"/>
                 <w:rtl/>
                 <w:lang w:bidi="ar-EG"/>
               </w:rPr>
@@ -6461,7 +6397,7 @@
               <w:bidi/>
               <w:ind w:right="-720"/>
               <w:rPr>
-                <w:rFonts w:ascii="IBM Plex Sans Arabic Medium" w:hAnsi="IBM Plex Sans Arabic Medium" w:cs="IBM Plex Sans Arabic Medium" w:hint="cs"/>
+                <w:rFonts w:ascii="IBM Plex Sans Arabic Medium" w:hAnsi="IBM Plex Sans Arabic Medium" w:cs="IBM Plex Sans Arabic Medium"/>
                 <w:rtl/>
                 <w:lang w:bidi="ar-EG"/>
               </w:rPr>
@@ -6485,7 +6421,7 @@
               <w:bidi/>
               <w:ind w:right="-720"/>
               <w:rPr>
-                <w:rFonts w:ascii="IBM Plex Sans Arabic Medium" w:hAnsi="IBM Plex Sans Arabic Medium" w:cs="IBM Plex Sans Arabic Medium" w:hint="cs"/>
+                <w:rFonts w:ascii="IBM Plex Sans Arabic Medium" w:hAnsi="IBM Plex Sans Arabic Medium" w:cs="IBM Plex Sans Arabic Medium"/>
                 <w:rtl/>
                 <w:lang w:bidi="ar-EG"/>
               </w:rPr>
@@ -6511,7 +6447,7 @@
               <w:bidi/>
               <w:ind w:right="-720"/>
               <w:rPr>
-                <w:rFonts w:ascii="IBM Plex Sans Arabic Medium" w:hAnsi="IBM Plex Sans Arabic Medium" w:cs="IBM Plex Sans Arabic Medium" w:hint="cs"/>
+                <w:rFonts w:ascii="IBM Plex Sans Arabic Medium" w:hAnsi="IBM Plex Sans Arabic Medium" w:cs="IBM Plex Sans Arabic Medium"/>
                 <w:rtl/>
                 <w:lang w:bidi="ar-EG"/>
               </w:rPr>
@@ -6535,7 +6471,7 @@
               <w:bidi/>
               <w:ind w:right="-720"/>
               <w:rPr>
-                <w:rFonts w:ascii="IBM Plex Sans Arabic Medium" w:hAnsi="IBM Plex Sans Arabic Medium" w:cs="IBM Plex Sans Arabic Medium" w:hint="cs"/>
+                <w:rFonts w:ascii="IBM Plex Sans Arabic Medium" w:hAnsi="IBM Plex Sans Arabic Medium" w:cs="IBM Plex Sans Arabic Medium"/>
                 <w:rtl/>
                 <w:lang w:bidi="ar-EG"/>
               </w:rPr>
@@ -6559,7 +6495,7 @@
               <w:bidi/>
               <w:ind w:right="-720"/>
               <w:rPr>
-                <w:rFonts w:ascii="IBM Plex Sans Arabic Medium" w:hAnsi="IBM Plex Sans Arabic Medium" w:cs="IBM Plex Sans Arabic Medium" w:hint="cs"/>
+                <w:rFonts w:ascii="IBM Plex Sans Arabic Medium" w:hAnsi="IBM Plex Sans Arabic Medium" w:cs="IBM Plex Sans Arabic Medium"/>
                 <w:rtl/>
                 <w:lang w:bidi="ar-EG"/>
               </w:rPr>
@@ -6583,7 +6519,7 @@
               <w:bidi/>
               <w:ind w:right="-720"/>
               <w:rPr>
-                <w:rFonts w:ascii="IBM Plex Sans Arabic Medium" w:hAnsi="IBM Plex Sans Arabic Medium" w:cs="IBM Plex Sans Arabic Medium" w:hint="cs"/>
+                <w:rFonts w:ascii="IBM Plex Sans Arabic Medium" w:hAnsi="IBM Plex Sans Arabic Medium" w:cs="IBM Plex Sans Arabic Medium"/>
                 <w:rtl/>
                 <w:lang w:bidi="ar-EG"/>
               </w:rPr>
@@ -6607,7 +6543,7 @@
               <w:bidi/>
               <w:ind w:right="-720"/>
               <w:rPr>
-                <w:rFonts w:ascii="IBM Plex Sans Arabic Medium" w:hAnsi="IBM Plex Sans Arabic Medium" w:cs="IBM Plex Sans Arabic Medium" w:hint="cs"/>
+                <w:rFonts w:ascii="IBM Plex Sans Arabic Medium" w:hAnsi="IBM Plex Sans Arabic Medium" w:cs="IBM Plex Sans Arabic Medium"/>
                 <w:rtl/>
                 <w:lang w:bidi="ar-EG"/>
               </w:rPr>
@@ -6631,7 +6567,7 @@
               <w:bidi/>
               <w:ind w:right="-720"/>
               <w:rPr>
-                <w:rFonts w:ascii="IBM Plex Sans Arabic Medium" w:hAnsi="IBM Plex Sans Arabic Medium" w:cs="IBM Plex Sans Arabic Medium" w:hint="cs"/>
+                <w:rFonts w:ascii="IBM Plex Sans Arabic Medium" w:hAnsi="IBM Plex Sans Arabic Medium" w:cs="IBM Plex Sans Arabic Medium"/>
                 <w:rtl/>
                 <w:lang w:bidi="ar-EG"/>
               </w:rPr>
@@ -6657,7 +6593,7 @@
               <w:bidi/>
               <w:ind w:right="-720"/>
               <w:rPr>
-                <w:rFonts w:ascii="IBM Plex Sans Arabic Medium" w:hAnsi="IBM Plex Sans Arabic Medium" w:cs="IBM Plex Sans Arabic Medium" w:hint="cs"/>
+                <w:rFonts w:ascii="IBM Plex Sans Arabic Medium" w:hAnsi="IBM Plex Sans Arabic Medium" w:cs="IBM Plex Sans Arabic Medium"/>
                 <w:rtl/>
                 <w:lang w:bidi="ar-EG"/>
               </w:rPr>
@@ -6681,7 +6617,7 @@
               <w:bidi/>
               <w:ind w:right="-720"/>
               <w:rPr>
-                <w:rFonts w:ascii="IBM Plex Sans Arabic Medium" w:hAnsi="IBM Plex Sans Arabic Medium" w:cs="IBM Plex Sans Arabic Medium" w:hint="cs"/>
+                <w:rFonts w:ascii="IBM Plex Sans Arabic Medium" w:hAnsi="IBM Plex Sans Arabic Medium" w:cs="IBM Plex Sans Arabic Medium"/>
                 <w:rtl/>
                 <w:lang w:bidi="ar-EG"/>
               </w:rPr>
@@ -6705,7 +6641,7 @@
               <w:bidi/>
               <w:ind w:right="-720"/>
               <w:rPr>
-                <w:rFonts w:ascii="IBM Plex Sans Arabic Medium" w:hAnsi="IBM Plex Sans Arabic Medium" w:cs="IBM Plex Sans Arabic Medium" w:hint="cs"/>
+                <w:rFonts w:ascii="IBM Plex Sans Arabic Medium" w:hAnsi="IBM Plex Sans Arabic Medium" w:cs="IBM Plex Sans Arabic Medium"/>
                 <w:rtl/>
                 <w:lang w:bidi="ar-EG"/>
               </w:rPr>
@@ -6729,7 +6665,7 @@
               <w:bidi/>
               <w:ind w:right="-720"/>
               <w:rPr>
-                <w:rFonts w:ascii="IBM Plex Sans Arabic Medium" w:hAnsi="IBM Plex Sans Arabic Medium" w:cs="IBM Plex Sans Arabic Medium" w:hint="cs"/>
+                <w:rFonts w:ascii="IBM Plex Sans Arabic Medium" w:hAnsi="IBM Plex Sans Arabic Medium" w:cs="IBM Plex Sans Arabic Medium"/>
                 <w:rtl/>
                 <w:lang w:bidi="ar-EG"/>
               </w:rPr>
@@ -6753,7 +6689,7 @@
               <w:bidi/>
               <w:ind w:right="-720"/>
               <w:rPr>
-                <w:rFonts w:ascii="IBM Plex Sans Arabic Medium" w:hAnsi="IBM Plex Sans Arabic Medium" w:cs="IBM Plex Sans Arabic Medium" w:hint="cs"/>
+                <w:rFonts w:ascii="IBM Plex Sans Arabic Medium" w:hAnsi="IBM Plex Sans Arabic Medium" w:cs="IBM Plex Sans Arabic Medium"/>
                 <w:rtl/>
                 <w:lang w:bidi="ar-EG"/>
               </w:rPr>
@@ -6777,7 +6713,7 @@
               <w:bidi/>
               <w:ind w:right="-720"/>
               <w:rPr>
-                <w:rFonts w:ascii="IBM Plex Sans Arabic Medium" w:hAnsi="IBM Plex Sans Arabic Medium" w:cs="IBM Plex Sans Arabic Medium" w:hint="cs"/>
+                <w:rFonts w:ascii="IBM Plex Sans Arabic Medium" w:hAnsi="IBM Plex Sans Arabic Medium" w:cs="IBM Plex Sans Arabic Medium"/>
                 <w:rtl/>
                 <w:lang w:bidi="ar-EG"/>
               </w:rPr>
@@ -6836,7 +6772,7 @@
               <w:bidi/>
               <w:ind w:right="-720"/>
               <w:rPr>
-                <w:rFonts w:ascii="IBM Plex Sans Arabic Medium" w:hAnsi="IBM Plex Sans Arabic Medium" w:cs="IBM Plex Sans Arabic Medium" w:hint="cs"/>
+                <w:rFonts w:ascii="IBM Plex Sans Arabic Medium" w:hAnsi="IBM Plex Sans Arabic Medium" w:cs="IBM Plex Sans Arabic Medium"/>
                 <w:rtl/>
                 <w:lang w:bidi="ar-EG"/>
               </w:rPr>
@@ -6860,7 +6796,7 @@
               <w:bidi/>
               <w:ind w:right="-720"/>
               <w:rPr>
-                <w:rFonts w:ascii="IBM Plex Sans Arabic Medium" w:hAnsi="IBM Plex Sans Arabic Medium" w:cs="IBM Plex Sans Arabic Medium" w:hint="cs"/>
+                <w:rFonts w:ascii="IBM Plex Sans Arabic Medium" w:hAnsi="IBM Plex Sans Arabic Medium" w:cs="IBM Plex Sans Arabic Medium"/>
                 <w:rtl/>
                 <w:lang w:bidi="ar-EG"/>
               </w:rPr>
@@ -6884,7 +6820,7 @@
               <w:bidi/>
               <w:ind w:right="-720"/>
               <w:rPr>
-                <w:rFonts w:ascii="IBM Plex Sans Arabic Medium" w:hAnsi="IBM Plex Sans Arabic Medium" w:cs="IBM Plex Sans Arabic Medium" w:hint="cs"/>
+                <w:rFonts w:ascii="IBM Plex Sans Arabic Medium" w:hAnsi="IBM Plex Sans Arabic Medium" w:cs="IBM Plex Sans Arabic Medium"/>
                 <w:rtl/>
                 <w:lang w:bidi="ar-EG"/>
               </w:rPr>
@@ -6908,7 +6844,7 @@
               <w:bidi/>
               <w:ind w:right="-720"/>
               <w:rPr>
-                <w:rFonts w:ascii="IBM Plex Sans Arabic Medium" w:hAnsi="IBM Plex Sans Arabic Medium" w:cs="IBM Plex Sans Arabic Medium" w:hint="cs"/>
+                <w:rFonts w:ascii="IBM Plex Sans Arabic Medium" w:hAnsi="IBM Plex Sans Arabic Medium" w:cs="IBM Plex Sans Arabic Medium"/>
                 <w:rtl/>
                 <w:lang w:bidi="ar-EG"/>
               </w:rPr>
@@ -6934,7 +6870,7 @@
               <w:bidi/>
               <w:ind w:right="-720"/>
               <w:rPr>
-                <w:rFonts w:ascii="IBM Plex Sans Arabic Medium" w:hAnsi="IBM Plex Sans Arabic Medium" w:cs="IBM Plex Sans Arabic Medium" w:hint="cs"/>
+                <w:rFonts w:ascii="IBM Plex Sans Arabic Medium" w:hAnsi="IBM Plex Sans Arabic Medium" w:cs="IBM Plex Sans Arabic Medium"/>
                 <w:rtl/>
                 <w:lang w:bidi="ar-EG"/>
               </w:rPr>
@@ -6958,7 +6894,7 @@
               <w:bidi/>
               <w:ind w:right="-720"/>
               <w:rPr>
-                <w:rFonts w:ascii="IBM Plex Sans Arabic Medium" w:hAnsi="IBM Plex Sans Arabic Medium" w:cs="IBM Plex Sans Arabic Medium" w:hint="cs"/>
+                <w:rFonts w:ascii="IBM Plex Sans Arabic Medium" w:hAnsi="IBM Plex Sans Arabic Medium" w:cs="IBM Plex Sans Arabic Medium"/>
                 <w:rtl/>
                 <w:lang w:bidi="ar-EG"/>
               </w:rPr>
@@ -6982,7 +6918,7 @@
               <w:bidi/>
               <w:ind w:right="-720"/>
               <w:rPr>
-                <w:rFonts w:ascii="IBM Plex Sans Arabic Medium" w:hAnsi="IBM Plex Sans Arabic Medium" w:cs="IBM Plex Sans Arabic Medium" w:hint="cs"/>
+                <w:rFonts w:ascii="IBM Plex Sans Arabic Medium" w:hAnsi="IBM Plex Sans Arabic Medium" w:cs="IBM Plex Sans Arabic Medium"/>
                 <w:rtl/>
                 <w:lang w:bidi="ar-EG"/>
               </w:rPr>
@@ -7006,7 +6942,7 @@
               <w:bidi/>
               <w:ind w:right="-720"/>
               <w:rPr>
-                <w:rFonts w:ascii="IBM Plex Sans Arabic Medium" w:hAnsi="IBM Plex Sans Arabic Medium" w:cs="IBM Plex Sans Arabic Medium" w:hint="cs"/>
+                <w:rFonts w:ascii="IBM Plex Sans Arabic Medium" w:hAnsi="IBM Plex Sans Arabic Medium" w:cs="IBM Plex Sans Arabic Medium"/>
                 <w:rtl/>
                 <w:lang w:bidi="ar-EG"/>
               </w:rPr>
@@ -7032,7 +6968,7 @@
               <w:bidi/>
               <w:ind w:right="-720"/>
               <w:rPr>
-                <w:rFonts w:ascii="IBM Plex Sans Arabic Medium" w:hAnsi="IBM Plex Sans Arabic Medium" w:cs="IBM Plex Sans Arabic Medium" w:hint="cs"/>
+                <w:rFonts w:ascii="IBM Plex Sans Arabic Medium" w:hAnsi="IBM Plex Sans Arabic Medium" w:cs="IBM Plex Sans Arabic Medium"/>
                 <w:rtl/>
                 <w:lang w:bidi="ar-EG"/>
               </w:rPr>
@@ -7056,7 +6992,7 @@
               <w:bidi/>
               <w:ind w:right="-720"/>
               <w:rPr>
-                <w:rFonts w:ascii="IBM Plex Sans Arabic Medium" w:hAnsi="IBM Plex Sans Arabic Medium" w:cs="IBM Plex Sans Arabic Medium" w:hint="cs"/>
+                <w:rFonts w:ascii="IBM Plex Sans Arabic Medium" w:hAnsi="IBM Plex Sans Arabic Medium" w:cs="IBM Plex Sans Arabic Medium"/>
                 <w:rtl/>
                 <w:lang w:bidi="ar-EG"/>
               </w:rPr>
@@ -7080,7 +7016,7 @@
               <w:bidi/>
               <w:ind w:right="-720"/>
               <w:rPr>
-                <w:rFonts w:ascii="IBM Plex Sans Arabic Medium" w:hAnsi="IBM Plex Sans Arabic Medium" w:cs="IBM Plex Sans Arabic Medium" w:hint="cs"/>
+                <w:rFonts w:ascii="IBM Plex Sans Arabic Medium" w:hAnsi="IBM Plex Sans Arabic Medium" w:cs="IBM Plex Sans Arabic Medium"/>
                 <w:rtl/>
                 <w:lang w:bidi="ar-EG"/>
               </w:rPr>
@@ -7104,7 +7040,7 @@
               <w:bidi/>
               <w:ind w:right="-720"/>
               <w:rPr>
-                <w:rFonts w:ascii="IBM Plex Sans Arabic Medium" w:hAnsi="IBM Plex Sans Arabic Medium" w:cs="IBM Plex Sans Arabic Medium" w:hint="cs"/>
+                <w:rFonts w:ascii="IBM Plex Sans Arabic Medium" w:hAnsi="IBM Plex Sans Arabic Medium" w:cs="IBM Plex Sans Arabic Medium"/>
                 <w:rtl/>
                 <w:lang w:bidi="ar-EG"/>
               </w:rPr>
@@ -7130,7 +7066,7 @@
               <w:bidi/>
               <w:ind w:right="-720"/>
               <w:rPr>
-                <w:rFonts w:ascii="IBM Plex Sans Arabic Medium" w:hAnsi="IBM Plex Sans Arabic Medium" w:cs="IBM Plex Sans Arabic Medium" w:hint="cs"/>
+                <w:rFonts w:ascii="IBM Plex Sans Arabic Medium" w:hAnsi="IBM Plex Sans Arabic Medium" w:cs="IBM Plex Sans Arabic Medium"/>
                 <w:rtl/>
                 <w:lang w:bidi="ar-EG"/>
               </w:rPr>
@@ -7154,7 +7090,7 @@
               <w:bidi/>
               <w:ind w:right="-720"/>
               <w:rPr>
-                <w:rFonts w:ascii="IBM Plex Sans Arabic Medium" w:hAnsi="IBM Plex Sans Arabic Medium" w:cs="IBM Plex Sans Arabic Medium" w:hint="cs"/>
+                <w:rFonts w:ascii="IBM Plex Sans Arabic Medium" w:hAnsi="IBM Plex Sans Arabic Medium" w:cs="IBM Plex Sans Arabic Medium"/>
                 <w:rtl/>
                 <w:lang w:bidi="ar-EG"/>
               </w:rPr>
@@ -7178,7 +7114,7 @@
               <w:bidi/>
               <w:ind w:right="-720"/>
               <w:rPr>
-                <w:rFonts w:ascii="IBM Plex Sans Arabic Medium" w:hAnsi="IBM Plex Sans Arabic Medium" w:cs="IBM Plex Sans Arabic Medium" w:hint="cs"/>
+                <w:rFonts w:ascii="IBM Plex Sans Arabic Medium" w:hAnsi="IBM Plex Sans Arabic Medium" w:cs="IBM Plex Sans Arabic Medium"/>
                 <w:rtl/>
                 <w:lang w:bidi="ar-EG"/>
               </w:rPr>
@@ -7202,7 +7138,7 @@
               <w:bidi/>
               <w:ind w:right="-720"/>
               <w:rPr>
-                <w:rFonts w:ascii="IBM Plex Sans Arabic Medium" w:hAnsi="IBM Plex Sans Arabic Medium" w:cs="IBM Plex Sans Arabic Medium" w:hint="cs"/>
+                <w:rFonts w:ascii="IBM Plex Sans Arabic Medium" w:hAnsi="IBM Plex Sans Arabic Medium" w:cs="IBM Plex Sans Arabic Medium"/>
                 <w:rtl/>
                 <w:lang w:bidi="ar-EG"/>
               </w:rPr>
@@ -7249,6 +7185,7 @@
       <w:r>
         <w:rPr>
           <w:rFonts w:ascii="IBM Plex Sans Arabic Medium" w:hAnsi="IBM Plex Sans Arabic Medium" w:cs="IBM Plex Sans Arabic Medium"/>
+          <w:noProof/>
           <w:rtl/>
           <w:lang w:bidi="ar-EG"/>
         </w:rPr>
@@ -7356,6 +7293,7 @@
       <w:r>
         <w:rPr>
           <w:rFonts w:ascii="IBM Plex Sans Arabic Medium" w:hAnsi="IBM Plex Sans Arabic Medium" w:cs="IBM Plex Sans Arabic Medium"/>
+          <w:noProof/>
           <w:rtl/>
           <w:lang w:bidi="ar-EG"/>
         </w:rPr>
@@ -7398,6 +7336,7 @@
       <w:r>
         <w:rPr>
           <w:rFonts w:ascii="IBM Plex Sans Arabic Medium" w:hAnsi="IBM Plex Sans Arabic Medium" w:cs="IBM Plex Sans Arabic Medium"/>
+          <w:noProof/>
           <w:rtl/>
           <w:lang w:bidi="ar-EG"/>
         </w:rPr>
@@ -9761,6 +9700,7 @@
           <w:rtl/>
           <w:lang w:bidi="ar-EG"/>
         </w:rPr>
+        <w:lastRenderedPageBreak/>
         <w:t>ثم اختيار الدور</w:t>
       </w:r>
     </w:p>
@@ -9780,7 +9720,6 @@
           <w:rtl/>
           <w:lang w:bidi="ar-EG"/>
         </w:rPr>
-        <w:lastRenderedPageBreak/>
         <w:t>عند انشاء الحساب للمستخدم يتم استخدام كلمة مرور افتراضية "123456789" ككلمة افتراضية للدخول اول مره فقط, وعند تسجيل الدخول يتطلب من المستخدم انشاء كلمة مرور جديده</w:t>
       </w:r>
     </w:p>
@@ -9885,7 +9824,7 @@
         <w:bidi/>
         <w:ind w:right="-720"/>
         <w:rPr>
-          <w:rFonts w:ascii="IBM Plex Sans Arabic Medium" w:hAnsi="IBM Plex Sans Arabic Medium" w:cs="IBM Plex Sans Arabic Medium" w:hint="cs"/>
+          <w:rFonts w:ascii="IBM Plex Sans Arabic Medium" w:hAnsi="IBM Plex Sans Arabic Medium" w:cs="IBM Plex Sans Arabic Medium"/>
           <w:rtl/>
           <w:lang w:bidi="ar-EG"/>
         </w:rPr>
@@ -13974,6 +13913,7 @@
   <w:style w:type="character" w:default="1" w:styleId="DefaultParagraphFont">
     <w:name w:val="Default Paragraph Font"/>
     <w:uiPriority w:val="1"/>
+    <w:semiHidden/>
     <w:unhideWhenUsed/>
   </w:style>
   <w:style w:type="table" w:default="1" w:styleId="TableNormal">
@@ -14623,6 +14563,28 @@
 </a:theme>
 </file>
 
+<file path=word/webextensions/taskpanes.xml><?xml version="1.0" encoding="utf-8"?>
+<wetp:taskpanes xmlns:wetp="http://schemas.microsoft.com/office/webextensions/taskpanes/2010/11">
+  <wetp:taskpane dockstate="right" visibility="0" width="438" row="0">
+    <wetp:webextensionref xmlns:r="http://schemas.openxmlformats.org/officeDocument/2006/relationships" r:id="rId1"/>
+  </wetp:taskpane>
+</wetp:taskpanes>
+</file>
+
+<file path=word/webextensions/webextension1.xml><?xml version="1.0" encoding="utf-8"?>
+<we:webextension xmlns:we="http://schemas.microsoft.com/office/webextensions/webextension/2010/11" id="{B98EDEEC-17A3-4F1F-8D15-B3B0FEB16B04}">
+  <we:reference id="wa200010453" version="1.0.0.1" store="en-US" storeType="OMEX"/>
+  <we:alternateReferences>
+    <we:reference id="WA200010453" version="1.0.0.1" store="WA200010453" storeType="OMEX"/>
+  </we:alternateReferences>
+  <we:properties>
+    <we:property name="claude.fileId" value="&quot;22e7c58a-0087-488a-9572-3eb93a4ef8ae&quot;"/>
+  </we:properties>
+  <we:bindings/>
+  <we:snapshot xmlns:r="http://schemas.openxmlformats.org/officeDocument/2006/relationships"/>
+</we:webextension>
+</file>
+
 <file path=customXml/item1.xml><?xml version="1.0" encoding="utf-8"?>
 <b:Sources xmlns:b="http://schemas.openxmlformats.org/officeDocument/2006/bibliography" xmlns="http://schemas.openxmlformats.org/officeDocument/2006/bibliography" SelectedStyle="\APASixthEditionOfficeOnline.xsl" StyleName="APA" Version="6"/>
 </file>
